--- a/8-资源管理/流程制度规范类文件/HFSJ-ITSS-0807-运维服务服务供应商管理制度.docx
+++ b/8-资源管理/流程制度规范类文件/HFSJ-ITSS-0807-运维服务服务供应商管理制度.docx
@@ -3211,7 +3211,7 @@
             <w:t xml:space="preserve">3.2. </w:t>
           </w:r>
           <w:r>
-            <w:t>产品产品质量部</w:t>
+            <w:t>产品质量部</w:t>
           </w:r>
           <w:r>
             <w:tab/>
@@ -5116,7 +5116,7 @@
                 <w:rFonts w:ascii="Arial" w:eastAsia="宋体"/>
                 <w:sz w:val="24"/>
               </w:rPr>
-              <w:t>产品产品质量部经理、</w:t>
+              <w:t>产品质量部经理、</w:t>
             </w:r>
             <w:r>
               <w:rPr>
@@ -5124,7 +5124,7 @@
                 <w:sz w:val="24"/>
                 <w:lang w:eastAsia="zh-CN"/>
               </w:rPr>
-              <w:t>产品产品质量部专员</w:t>
+              <w:t>产品质量部专员</w:t>
             </w:r>
           </w:p>
         </w:tc>
@@ -5640,7 +5640,7 @@
       <w:bookmarkStart w:id="10" w:name="_Toc13404"/>
       <w:bookmarkStart w:id="11" w:name="heading_6"/>
       <w:r>
-        <w:t>产品产品质量部</w:t>
+        <w:t>产品质量部</w:t>
       </w:r>
       <w:bookmarkEnd w:id="10"/>
       <w:bookmarkEnd w:id="11"/>
@@ -5655,7 +5655,7 @@
         <w:bidi w:val="0"/>
       </w:pPr>
       <w:r>
-        <w:t>产品产品质量部经理和产品产品质量部</w:t>
+        <w:t>产品质量部经理和产品质量部</w:t>
       </w:r>
       <w:r>
         <w:t>专员参与供方的评价与考核；</w:t>
